--- a/docs/CareerLens_AI_Master_Spec.docx
+++ b/docs/CareerLens_AI_Master_Spec.docx
@@ -45,6 +45,32 @@
       </w:pPr>
       <w:r>
         <w:t>Purpose: This single document is the source-of-truth blueprint for building the complete project with Claude Code. The Job Description is optional. The application must provide full value from a resume alone, then enhance the analysis when a Job Description is supplied.</w:t>
+      </w:r>
+    </w:p>
+    <w:p>
+      <w:pPr>
+        <w:pStyle w:val="Heading1"/>
+      </w:pPr>
+      <w:r>
+        <w:t>Current Implementation Status</w:t>
+      </w:r>
+    </w:p>
+    <w:p>
+      <w:pPr/>
+      <w:r>
+        <w:t>Phases 0-2 (Foundation, UI System and Authentication) are complete. The current implementation uses authenticated access for the private application, but the product specification is updated to support an anonymous quick-analysis experience before sign-in.</w:t>
+      </w:r>
+    </w:p>
+    <w:p>
+      <w:pPr/>
+      <w:r>
+        <w:t>Access model: anonymous users may upload a resume and receive a temporary Resume Health / ATS-style score with limited basic findings. A login is required before full AI analysis, detailed suggestions, editing, version history, Job Description matching, saved resumes or export. Anonymous data is temporary and must expire/clear after the configured session TTL.</w:t>
+      </w:r>
+    </w:p>
+    <w:p>
+      <w:pPr/>
+      <w:r>
+        <w:t>Claude Code starting point: begin at Phase 3. Do not rebuild completed Phases 0-2 unless a dependency or bug requires a targeted change.</w:t>
       </w:r>
     </w:p>
     <w:p>
@@ -484,11 +510,9 @@
         <w:ind w:left="259"/>
       </w:pPr>
       <w:r>
-        <w:rPr>
-          <w:rFonts w:ascii="Consolas" w:hAnsi="Consolas"/>
-          <w:sz w:val="16"/>
-        </w:rPr>
-        <w:t>Resume Upload -&gt; Parse -&gt; Structured Resume -&gt; ATS Engine + Claude Analysis -&gt; Score/Pros/Cons/Suggestions -&gt; Resume Editor -&gt; AI Rewrite -&gt; Version -&gt; Optional Job Description -&gt; Job Match -&gt; Tailored Version -&gt; Preview -&gt; Final Validation -&gt; PDF/DOCX Download</w:t>
+        <w:t>Anonymous: Upload -&gt; Parse -&gt; Quick deterministic ATS/Resume Health analysis -&gt; Score + limited basic findings -&gt; session ends/TTL cleanup.</w:t>
+        <w:br/>
+        <w:t>Authenticated: Upload or import temporary result -&gt; Full Claude analysis -&gt; detailed suggestions -&gt; Resume Editor -&gt; AI Rewrite -&gt; Version -&gt; Optional Job Description -&gt; Job Match -&gt; Tailored Version -&gt; Preview -&gt; Final Validation -&gt; PDF/DOCX Download</w:t>
       </w:r>
     </w:p>
     <w:p>
@@ -513,7 +537,7 @@
         <w:spacing w:after="20"/>
       </w:pPr>
       <w:r>
-        <w:t>Authentication: email and Google login, protected routes, session handling.</w:t>
+        <w:t>Authentication: email and Google login for private features; anonymous quick analysis is allowed before sign-in.</w:t>
       </w:r>
     </w:p>
     <w:p>
@@ -522,7 +546,7 @@
         <w:spacing w:after="20"/>
       </w:pPr>
       <w:r>
-        <w:t>Resume upload: PDF, DOCX and TXT; file size/type validation; progress; retry; replace; delete.</w:t>
+        <w:t>Resume upload: PDF, DOCX and TXT; file size/type validation; progress; retry; replace; delete. Anonymous uploads use temporary processing/storage; authenticated uploads are persisted.</w:t>
       </w:r>
     </w:p>
     <w:p>
@@ -1548,10 +1572,6 @@
         <w:ind w:left="259"/>
       </w:pPr>
       <w:r>
-        <w:rPr>
-          <w:rFonts w:ascii="Consolas" w:hAnsi="Consolas"/>
-          <w:sz w:val="16"/>
-        </w:rPr>
         <w:t>React Web App</w:t>
         <w:br/>
         <w:t xml:space="preserve">      |</w:t>
@@ -1564,17 +1584,19 @@
         <w:br/>
         <w:t xml:space="preserve">      |</w:t>
         <w:br/>
-        <w:t xml:space="preserve">      +-- Resume Module</w:t>
+        <w:t xml:space="preserve">      +-- Public Quick Analysis Module (temporary session, rate limited)</w:t>
+        <w:br/>
+        <w:t xml:space="preserve">      +-- Resume Module (authenticated ownership)</w:t>
         <w:br/>
         <w:t xml:space="preserve">      +-- ATS Module</w:t>
         <w:br/>
         <w:t xml:space="preserve">      +-- AI Module --&gt; Claude API</w:t>
         <w:br/>
-        <w:t xml:space="preserve">      +-- Job Match Module</w:t>
+        <w:t xml:space="preserve">      +-- Job Match Module (authenticated)</w:t>
         <w:br/>
-        <w:t xml:space="preserve">      +-- Version Module</w:t>
+        <w:t xml:space="preserve">      +-- Version Module (authenticated)</w:t>
         <w:br/>
-        <w:t xml:space="preserve">      +-- Export Module</w:t>
+        <w:t xml:space="preserve">      +-- Export Module (authenticated)</w:t>
         <w:br/>
         <w:t xml:space="preserve">      |</w:t>
         <w:br/>
@@ -1591,6 +1613,17 @@
       </w:pPr>
       <w:r>
         <w:t>Important architecture rule: business logic must not live inside React page components. Parsing, ATS scoring, matching, AI orchestration and export belong in services/modules on the backend or in shared pure functions where appropriate.</w:t>
+      </w:r>
+      <w:r>
+        <w:br/>
+        <w:br/>
+        <w:t>Access model:</w:t>
+        <w:br/>
+        <w:t>Public: /, /analyze, anonymous quick-analysis endpoints and /login /signup.</w:t>
+        <w:br/>
+        <w:t>Private: dashboard, saved resumes, detailed AI analysis, editor, versions, Job Match and export.</w:t>
+        <w:br/>
+        <w:t>Anonymous quick analysis must never create persistent user-owned Resume records. After successful authentication, the temporary session may be explicitly imported into the authenticated account.</w:t>
       </w:r>
     </w:p>
     <w:p>
@@ -2462,7 +2495,7 @@
         <w:spacing w:after="80"/>
       </w:pPr>
       <w:r>
-        <w:t>Use foreign keys, timestamps, ownership checks and row-level security. Keep the original uploaded file separate from the structured resume and edited versions so the user can recover the source.</w:t>
+        <w:t>Use foreign keys, timestamps, ownership checks and row-level security for authenticated data. Add an anonymous_analysis_sessions table (or equivalent short-lived store) with session ID, temporary parsed data/metrics, created_at and expires_at. Never create a persistent user-owned Resume row for anonymous quick analysis until the user authenticates and explicitly imports/saves the result. Keep original uploaded files separate from structured resume and edited versions.</w:t>
       </w:r>
     </w:p>
     <w:p>
@@ -3812,7 +3845,7 @@
         <w:spacing w:after="80"/>
       </w:pPr>
       <w:r>
-        <w:t>The Job Description screen must always expose a clear Skip action. A skipped JD must not block resume analysis, editing or export.</w:t>
+        <w:t>The Job Description screen must always expose a clear Skip action. A skipped JD must not block resume analysis, editing or export. The JD feature requires an authenticated account because its results and tailored versions are persistent user data.</w:t>
       </w:r>
     </w:p>
     <w:p>
@@ -4027,7 +4060,7 @@
         <w:spacing w:after="80"/>
       </w:pPr>
       <w:r>
-        <w:t>Keep a canonical master resume and create derived versions. Example:</w:t>
+        <w:t>Keep a canonical master resume for authenticated users and create derived versions. Anonymous users do not receive persistent version history. Example:</w:t>
       </w:r>
     </w:p>
     <w:p>
@@ -4299,12 +4332,7 @@
             <w:vAlign w:val="center"/>
           </w:tcPr>
           <w:p>
-            <w:r/>
             <w:r>
-              <w:rPr>
-                <w:b w:val="0"/>
-                <w:sz w:val="16"/>
-              </w:rPr>
               <w:t>Monorepo, React app, Fastify API, shared types, lint, formatting, tests, environment, CLAUDE.md.</w:t>
             </w:r>
           </w:p>
@@ -4315,13 +4343,8 @@
             <w:vAlign w:val="center"/>
           </w:tcPr>
           <w:p>
-            <w:r/>
             <w:r>
-              <w:rPr>
-                <w:b w:val="0"/>
-                <w:sz w:val="16"/>
-              </w:rPr>
-              <w:t>Both apps start; typecheck, lint and tests pass.</w:t>
+              <w:t>COMPLETED - Monorepo, React app, Fastify API, shared types, lint, formatting, tests, environment and CLAUDE.md. Current status: complete.</w:t>
             </w:r>
           </w:p>
         </w:tc>
@@ -4349,12 +4372,7 @@
             <w:vAlign w:val="center"/>
           </w:tcPr>
           <w:p>
-            <w:r/>
             <w:r>
-              <w:rPr>
-                <w:b w:val="0"/>
-                <w:sz w:val="16"/>
-              </w:rPr>
               <w:t>App shell, sidebar, header, design tokens, shadcn components, dashboard shell, loading/error/empty states.</w:t>
             </w:r>
           </w:p>
@@ -4365,13 +4383,8 @@
             <w:vAlign w:val="center"/>
           </w:tcPr>
           <w:p>
-            <w:r/>
             <w:r>
-              <w:rPr>
-                <w:b w:val="0"/>
-                <w:sz w:val="16"/>
-              </w:rPr>
-              <w:t>Beautiful usable UI without backend dependency.</w:t>
+              <w:t>COMPLETED - App shell, sidebar, header, design tokens, shadcn components, dashboard shell, loading/error/empty states. Current status: complete.</w:t>
             </w:r>
           </w:p>
         </w:tc>
@@ -4399,12 +4412,7 @@
             <w:vAlign w:val="center"/>
           </w:tcPr>
           <w:p>
-            <w:r/>
             <w:r>
-              <w:rPr>
-                <w:b w:val="0"/>
-                <w:sz w:val="16"/>
-              </w:rPr>
               <w:t>Supabase Auth, email, Google, protected routes, session and logout.</w:t>
             </w:r>
           </w:p>
@@ -4415,13 +4423,8 @@
             <w:vAlign w:val="center"/>
           </w:tcPr>
           <w:p>
-            <w:r/>
             <w:r>
-              <w:rPr>
-                <w:b w:val="0"/>
-                <w:sz w:val="16"/>
-              </w:rPr>
-              <w:t>User can authenticate and access private data.</w:t>
+              <w:t>COMPLETED - Supabase Auth, email, Google, protected routes, session and logout. Current status: complete. Keep existing authenticated private application behavior.</w:t>
             </w:r>
           </w:p>
         </w:tc>
@@ -4449,13 +4452,8 @@
             <w:vAlign w:val="center"/>
           </w:tcPr>
           <w:p>
-            <w:r/>
             <w:r>
-              <w:rPr>
-                <w:b w:val="0"/>
-                <w:sz w:val="16"/>
-              </w:rPr>
-              <w:t>PDF/DOCX/TXT upload, validation, storage, progress, retry, delete/replace.</w:t>
+              <w:t>Public anonymous quick-analysis upload, authenticated upload/persistence, PDF/DOCX/TXT validation, storage, progress, retry, delete/replace, temporary session TTL, rate limiting, and conversion of temporary analysis into an owned resume after signup.</w:t>
             </w:r>
           </w:p>
         </w:tc>
@@ -4465,13 +4463,8 @@
             <w:vAlign w:val="center"/>
           </w:tcPr>
           <w:p>
-            <w:r/>
             <w:r>
-              <w:rPr>
-                <w:b w:val="0"/>
-                <w:sz w:val="16"/>
-              </w:rPr>
-              <w:t>User can safely store source resumes.</w:t>
+              <w:t>NEXT - Add public anonymous quick-analysis upload plus authenticated persistence. Anonymous flow: upload -&gt; temporary parse/analysis -&gt; basic score/findings -&gt; CTA to sign up. On authentication, optionally import the temporary analysis into the user account. Anonymous sessions require TTL cleanup and strict rate limiting.</w:t>
             </w:r>
           </w:p>
         </w:tc>
@@ -5674,13 +5667,8 @@
             <w:vAlign w:val="center"/>
           </w:tcPr>
           <w:p>
-            <w:r/>
             <w:r>
-              <w:rPr>
-                <w:b w:val="0"/>
-                <w:sz w:val="16"/>
-              </w:rPr>
-              <w:t>Login -&gt; upload -&gt; analyze -&gt; edit -&gt; version -&gt; export; optional JD flow</w:t>
+              <w:t>Anonymous quick analysis -&gt; score/basic findings -&gt; signup gate -&gt; authenticated resume import -&gt; edit -&gt; version -&gt; export; plus optional JD flow.</w:t>
             </w:r>
           </w:p>
         </w:tc>
@@ -5742,13 +5730,8 @@
             <w:vAlign w:val="center"/>
           </w:tcPr>
           <w:p>
-            <w:r/>
             <w:r>
-              <w:rPr>
-                <w:b w:val="0"/>
-                <w:sz w:val="16"/>
-              </w:rPr>
-              <w:t>Unauthorized access, invalid file, oversized file, rate limit, injection-like resume content</w:t>
+              <w:t>Unauthorized private access, anonymous/public endpoint scoping, invalid file, oversized file, anonymous rate limit, session expiry/cleanup, ownership enforcement, prompt-injection-like resume content.</w:t>
             </w:r>
           </w:p>
         </w:tc>
@@ -5882,7 +5865,7 @@
         <w:spacing w:after="20"/>
       </w:pPr>
       <w:r>
-        <w:t>Authenticate every private API route.</w:t>
+        <w:t>Authenticate every private API route. Public quick-analysis endpoints must be explicitly scoped, rate-limited and prevented from accessing user-owned data.</w:t>
       </w:r>
     </w:p>
     <w:p>
@@ -5891,7 +5874,7 @@
         <w:spacing w:after="20"/>
       </w:pPr>
       <w:r>
-        <w:t>Enforce user ownership in database queries.</w:t>
+        <w:t>Enforce user ownership in every authenticated database query. Anonymous session records must be inaccessible outside their short-lived session token.</w:t>
       </w:r>
     </w:p>
     <w:p>
@@ -5945,7 +5928,7 @@
         <w:spacing w:after="20"/>
       </w:pPr>
       <w:r>
-        <w:t>Protect download endpoints.</w:t>
+        <w:t>Protect download endpoints; export requires authentication and an owned resume/version.</w:t>
       </w:r>
     </w:p>
     <w:p>
@@ -6035,13 +6018,8 @@
             <w:vAlign w:val="center"/>
           </w:tcPr>
           <w:p>
-            <w:r/>
             <w:r>
-              <w:rPr>
-                <w:b w:val="0"/>
-                <w:sz w:val="16"/>
-              </w:rPr>
-              <w:t>Auth, upload, parsing, ResumeData, ATS engine, Claude review, pros/cons, suggestions, editor, AI rewrite, diff, versioning, PDF export</w:t>
+              <w:t>Anonymous quick analysis, authenticated account flow, upload, parsing, ResumeData, ATS engine, Claude review, pros/cons, suggestions, editor, AI rewrite, diff, versioning, PDF export.</w:t>
             </w:r>
           </w:p>
         </w:tc>
@@ -6069,13 +6047,8 @@
             <w:vAlign w:val="center"/>
           </w:tcPr>
           <w:p>
-            <w:r/>
             <w:r>
-              <w:rPr>
-                <w:b w:val="0"/>
-                <w:sz w:val="16"/>
-              </w:rPr>
-              <w:t>Optional JD, requirement extraction, job match, targeted tailoring, multiple templates, DOCX export</w:t>
+              <w:t>Optional JD, requirement extraction, job match, targeted tailoring, multiple templates, DOCX export, stronger anonymous-to-account conversion analytics.</w:t>
             </w:r>
           </w:p>
         </w:tc>
@@ -6136,7 +6109,7 @@
         <w:spacing w:after="80"/>
       </w:pPr>
       <w:r>
-        <w:t>Suggested description: Built a production-style AI resume intelligence platform using React, TypeScript, Node.js and Claude, combining deterministic ATS-style scoring with LLM-based analysis, structured AI suggestions, in-browser resume editing, version control, optional job-description matching, job-specific optimization and PDF/DOCX export.</w:t>
+        <w:t>Suggested description: Built a production-style AI resume intelligence platform using React, TypeScript, Node.js and Claude, with an anonymous temporary quick-analysis funnel, deterministic ATS-style scoring, LLM-based analysis, structured AI suggestions, in-browser resume editing, version control, optional job-description matching, job-specific optimization and PDF/DOCX export.</w:t>
       </w:r>
     </w:p>
     <w:p>
@@ -6253,6 +6226,10 @@
       <w:r>
         <w:t>Production build succeeds.</w:t>
       </w:r>
+      <w:r>
+        <w:br/>
+        <w:t>For anonymous quick analysis: temporary data expires, public endpoints are rate-limited, and no persistent user-owned data exists without authentication.</w:t>
+      </w:r>
     </w:p>
     <w:p>
       <w:pPr>
@@ -6276,10 +6253,6 @@
         <w:ind w:left="259"/>
       </w:pPr>
       <w:r>
-        <w:rPr>
-          <w:rFonts w:ascii="Consolas" w:hAnsi="Consolas"/>
-          <w:sz w:val="16"/>
-        </w:rPr>
         <w:t>You are the lead engineer for CareerLens AI.</w:t>
         <w:br/>
         <w:br/>
@@ -6297,25 +6270,29 @@
         <w:br/>
         <w:t>1. Job Description is optional. Resume-only analysis must be a complete product flow.</w:t>
         <w:br/>
-        <w:t>2. Use React + TypeScript on the frontend.</w:t>
+        <w:t>2. Anonymous users may perform a temporary quick analysis before login: show a Resume Health/ATS-style score plus limited basic findings, then gate detailed AI analysis, editing, versions, Job Match and export behind authentication.</w:t>
         <w:br/>
-        <w:t>3. Use Node.js + TypeScript + Fastify on the backend.</w:t>
+        <w:t>3. Anonymous data must use a short-lived session/TTL and strict rate limiting; never create persistent user-owned Resume records until the user authenticates and imports/saves the result.</w:t>
         <w:br/>
-        <w:t>4. Use Supabase PostgreSQL/Auth/Storage.</w:t>
+        <w:t>4. Use React + TypeScript on the frontend.</w:t>
         <w:br/>
-        <w:t>5. Use Claude through a backend AIProvider abstraction.</w:t>
+        <w:t>5. Use Node.js + TypeScript + Fastify on the backend.</w:t>
         <w:br/>
-        <w:t>6. ATS-style scoring is hybrid: deterministic metrics plus AI reasoning.</w:t>
+        <w:t>6. Use Supabase PostgreSQL/Auth/Storage.</w:t>
         <w:br/>
-        <w:t>7. Never fabricate resume facts.</w:t>
+        <w:t>7. Use Claude through a backend AIProvider abstraction.</w:t>
         <w:br/>
-        <w:t>8. Never silently overwrite user content.</w:t>
+        <w:t>8. ATS-style scoring is hybrid: deterministic metrics plus AI reasoning.</w:t>
         <w:br/>
-        <w:t>9. AI output must be structured and Zod-validated.</w:t>
+        <w:t>9. Never fabricate resume facts.</w:t>
         <w:br/>
-        <w:t>10. Every major feature must have tests.</w:t>
+        <w:t>10. Never silently overwrite user content.</w:t>
         <w:br/>
-        <w:t>11. Resume editing, versioning, matching and export are first-class features.</w:t>
+        <w:t>11. AI output must be structured and Zod-validated.</w:t>
+        <w:br/>
+        <w:t>12. Every major feature must have tests.</w:t>
+        <w:br/>
+        <w:t>13. Resume editing, versioning, matching and export are first-class features.</w:t>
         <w:br/>
         <w:br/>
         <w:t>Development method:</w:t>
@@ -6339,7 +6316,7 @@
         <w:t>- Update documentation when contracts change.</w:t>
         <w:br/>
         <w:br/>
-        <w:t>Start with Phase 0 only. Do not jump to later phases until the current phase meets its definition of done. After Phase 0, report the files created, commands run, test results and the exact next recommended phase.</w:t>
+        <w:t>Phases 0-2 are already complete. Start with Phase 3 only. Do not rebuild completed phases unless needed for the anonymous quick-analysis access change. First inspect the existing Phase 3 implementation and identify the smallest safe change. After Phase 3 work, report changed files, commands run, test results and the exact next recommended phase.</w:t>
       </w:r>
     </w:p>
     <w:p>
@@ -6390,11 +6367,7 @@
       <w:jc w:val="center"/>
     </w:pPr>
     <w:r>
-      <w:rPr>
-        <w:color w:val="777777"/>
-        <w:sz w:val="16"/>
-      </w:rPr>
-      <w:t>CareerLens AI - Claude Code Master Implementation Specification</w:t>
+      <w:t>CareerLens AI - Claude Code Master Specification (Updated: anonymous quick analysis + Phases 0-2 complete)</w:t>
     </w:r>
   </w:p>
 </w:ftr>
